--- a/Knowledge/3-Work knowledge/1-Software Engineering/2-Testing/5-My Source/1-ISTQB Foundation Level/5-Test Management/2-Common Estimation Techniques/5-Function Point Analysis (FPA).docx
+++ b/Knowledge/3-Work knowledge/1-Software Engineering/2-Testing/5-My Source/1-ISTQB Foundation Level/5-Test Management/2-Common Estimation Techniques/5-Function Point Analysis (FPA).docx
@@ -20,48 +20,39 @@
       </w:pPr>
       <w:r>
         <w:rPr>
-          <w:b/>
-          <w:shd w:val="clear" w:color="auto" w:fill="B7B7B7"/>
-        </w:rPr>
-        <w:t># Source</w:t>
-      </w:r>
-      <w:r>
-        <w:rPr>
-          <w:shd w:val="clear" w:color="auto" w:fill="B7B7B7"/>
-        </w:rPr>
-        <w:t xml:space="preserve">: </w:t>
-      </w:r>
-      <w:r>
-        <w:rPr>
-          <w:b/>
-          <w:shd w:val="clear" w:color="auto" w:fill="B7B7B7"/>
-        </w:rPr>
-        <w:t xml:space="preserve">Chatgot </w:t>
-      </w:r>
-      <w:r>
-        <w:rPr>
-          <w:b/>
-          <w:sz w:val="14"/>
+          <w:rFonts w:ascii="Arial" w:eastAsia="Arial" w:hAnsi="Arial"/>
+          <w:sz w:val="18"/>
+          <w:highlight w:val="lightGray"/>
+          <w:shd w:val="clear" w:color="auto" w:fill="B7B7B7"/>
+        </w:rPr>
+        <w:t xml:space="preserve"># Source: Chatgot </w:t>
+      </w:r>
+      <w:r>
+        <w:rPr>
+          <w:rFonts w:ascii="Arial" w:eastAsia="Arial" w:hAnsi="Arial"/>
+          <w:sz w:val="18"/>
           <w:szCs w:val="14"/>
+          <w:highlight w:val="lightGray"/>
           <w:shd w:val="clear" w:color="auto" w:fill="B7B7B7"/>
         </w:rPr>
         <w:t>(GPT</w:t>
       </w:r>
       <w:r>
         <w:rPr>
-          <w:rFonts w:ascii="Cambria Math" w:hAnsi="Cambria Math" w:cs="Cambria Math"/>
-          <w:b/>
-          <w:sz w:val="14"/>
+          <w:rFonts w:ascii="Arial" w:eastAsia="Arial" w:hAnsi="Arial" w:cs="Cambria Math"/>
+          <w:sz w:val="18"/>
           <w:szCs w:val="14"/>
+          <w:highlight w:val="lightGray"/>
           <w:shd w:val="clear" w:color="auto" w:fill="B7B7B7"/>
         </w:rPr>
         <w:t>‑</w:t>
       </w:r>
       <w:r>
         <w:rPr>
-          <w:b/>
-          <w:sz w:val="14"/>
+          <w:rFonts w:ascii="Arial" w:eastAsia="Arial" w:hAnsi="Arial"/>
+          <w:sz w:val="18"/>
           <w:szCs w:val="14"/>
+          <w:highlight w:val="lightGray"/>
           <w:shd w:val="clear" w:color="auto" w:fill="B7B7B7"/>
         </w:rPr>
         <w:t>5 Mini) at [8/18/2025]</w:t>
@@ -135,7 +126,7 @@
     </w:p>
     <w:p>
       <w:r>
-        <w:pict w14:anchorId="565C16B3">
+        <w:pict w14:anchorId="10BFB9EE">
           <v:rect id="_x0000_i1025" style="width:0;height:1.5pt" o:hralign="center" o:hrstd="t" o:hr="t" fillcolor="#a0a0a0" stroked="f"/>
         </w:pict>
       </w:r>
@@ -163,48 +154,39 @@
       </w:pPr>
       <w:r>
         <w:rPr>
-          <w:b/>
-          <w:shd w:val="clear" w:color="auto" w:fill="B7B7B7"/>
-        </w:rPr>
-        <w:t># Source</w:t>
-      </w:r>
-      <w:r>
-        <w:rPr>
-          <w:shd w:val="clear" w:color="auto" w:fill="B7B7B7"/>
-        </w:rPr>
-        <w:t xml:space="preserve">: </w:t>
-      </w:r>
-      <w:r>
-        <w:rPr>
-          <w:b/>
-          <w:shd w:val="clear" w:color="auto" w:fill="B7B7B7"/>
-        </w:rPr>
-        <w:t xml:space="preserve">Chatgot </w:t>
-      </w:r>
-      <w:r>
-        <w:rPr>
-          <w:b/>
-          <w:sz w:val="14"/>
+          <w:rFonts w:ascii="Arial" w:eastAsia="Arial" w:hAnsi="Arial"/>
+          <w:sz w:val="18"/>
+          <w:highlight w:val="lightGray"/>
+          <w:shd w:val="clear" w:color="auto" w:fill="B7B7B7"/>
+        </w:rPr>
+        <w:t xml:space="preserve"># Source: Chatgot </w:t>
+      </w:r>
+      <w:r>
+        <w:rPr>
+          <w:rFonts w:ascii="Arial" w:eastAsia="Arial" w:hAnsi="Arial"/>
+          <w:sz w:val="18"/>
           <w:szCs w:val="14"/>
+          <w:highlight w:val="lightGray"/>
           <w:shd w:val="clear" w:color="auto" w:fill="B7B7B7"/>
         </w:rPr>
         <w:t>(GPT</w:t>
       </w:r>
       <w:r>
         <w:rPr>
-          <w:rFonts w:ascii="Cambria Math" w:hAnsi="Cambria Math" w:cs="Cambria Math"/>
-          <w:b/>
-          <w:sz w:val="14"/>
+          <w:rFonts w:ascii="Arial" w:eastAsia="Arial" w:hAnsi="Arial" w:cs="Cambria Math"/>
+          <w:sz w:val="18"/>
           <w:szCs w:val="14"/>
+          <w:highlight w:val="lightGray"/>
           <w:shd w:val="clear" w:color="auto" w:fill="B7B7B7"/>
         </w:rPr>
         <w:t>‑</w:t>
       </w:r>
       <w:r>
         <w:rPr>
-          <w:b/>
-          <w:sz w:val="14"/>
+          <w:rFonts w:ascii="Arial" w:eastAsia="Arial" w:hAnsi="Arial"/>
+          <w:sz w:val="18"/>
           <w:szCs w:val="14"/>
+          <w:highlight w:val="lightGray"/>
           <w:shd w:val="clear" w:color="auto" w:fill="B7B7B7"/>
         </w:rPr>
         <w:t>5 Mini) at [8/18/2025]</w:t>
@@ -332,7 +314,7 @@
     </w:p>
     <w:p>
       <w:r>
-        <w:pict w14:anchorId="25DFACBE">
+        <w:pict w14:anchorId="264CA898">
           <v:rect id="_x0000_i1026" style="width:0;height:1.5pt" o:hralign="center" o:hrstd="t" o:hr="t" fillcolor="#a0a0a0" stroked="f"/>
         </w:pict>
       </w:r>
@@ -360,48 +342,39 @@
       </w:pPr>
       <w:r>
         <w:rPr>
-          <w:b/>
-          <w:shd w:val="clear" w:color="auto" w:fill="B7B7B7"/>
-        </w:rPr>
-        <w:t># Source</w:t>
-      </w:r>
-      <w:r>
-        <w:rPr>
-          <w:shd w:val="clear" w:color="auto" w:fill="B7B7B7"/>
-        </w:rPr>
-        <w:t xml:space="preserve">: </w:t>
-      </w:r>
-      <w:r>
-        <w:rPr>
-          <w:b/>
-          <w:shd w:val="clear" w:color="auto" w:fill="B7B7B7"/>
-        </w:rPr>
-        <w:t xml:space="preserve">Chatgot </w:t>
-      </w:r>
-      <w:r>
-        <w:rPr>
-          <w:b/>
-          <w:sz w:val="14"/>
+          <w:rFonts w:ascii="Arial" w:eastAsia="Arial" w:hAnsi="Arial"/>
+          <w:sz w:val="18"/>
+          <w:highlight w:val="lightGray"/>
+          <w:shd w:val="clear" w:color="auto" w:fill="B7B7B7"/>
+        </w:rPr>
+        <w:t xml:space="preserve"># Source: Chatgot </w:t>
+      </w:r>
+      <w:r>
+        <w:rPr>
+          <w:rFonts w:ascii="Arial" w:eastAsia="Arial" w:hAnsi="Arial"/>
+          <w:sz w:val="18"/>
           <w:szCs w:val="14"/>
+          <w:highlight w:val="lightGray"/>
           <w:shd w:val="clear" w:color="auto" w:fill="B7B7B7"/>
         </w:rPr>
         <w:t>(GPT</w:t>
       </w:r>
       <w:r>
         <w:rPr>
-          <w:rFonts w:ascii="Cambria Math" w:hAnsi="Cambria Math" w:cs="Cambria Math"/>
-          <w:b/>
-          <w:sz w:val="14"/>
+          <w:rFonts w:ascii="Arial" w:eastAsia="Arial" w:hAnsi="Arial" w:cs="Cambria Math"/>
+          <w:sz w:val="18"/>
           <w:szCs w:val="14"/>
+          <w:highlight w:val="lightGray"/>
           <w:shd w:val="clear" w:color="auto" w:fill="B7B7B7"/>
         </w:rPr>
         <w:t>‑</w:t>
       </w:r>
       <w:r>
         <w:rPr>
-          <w:b/>
-          <w:sz w:val="14"/>
+          <w:rFonts w:ascii="Arial" w:eastAsia="Arial" w:hAnsi="Arial"/>
+          <w:sz w:val="18"/>
           <w:szCs w:val="14"/>
+          <w:highlight w:val="lightGray"/>
           <w:shd w:val="clear" w:color="auto" w:fill="B7B7B7"/>
         </w:rPr>
         <w:t>5 Mini) at [8/18/2025]</w:t>
@@ -440,7 +413,7 @@
           <w:ilvl w:val="0"/>
           <w:numId w:val="1"/>
         </w:numPr>
-        <w:spacing w:before="240"/>
+        <w:spacing w:before="240" w:after="0" w:line="276" w:lineRule="auto"/>
       </w:pPr>
       <w:r>
         <w:rPr>
@@ -468,13 +441,13 @@
           <w:ilvl w:val="0"/>
           <w:numId w:val="1"/>
         </w:numPr>
-      </w:pPr>
-      <w:r>
-        <w:rPr>
-          <w:rFonts w:ascii="Roboto Mono" w:eastAsia="Roboto Mono" w:hAnsi="Roboto Mono" w:cs="Roboto Mono"/>
-          <w:b/>
-        </w:rPr>
-        <w:lastRenderedPageBreak/>
+        <w:spacing w:after="0" w:line="276" w:lineRule="auto"/>
+      </w:pPr>
+      <w:r>
+        <w:rPr>
+          <w:rFonts w:ascii="Roboto Mono" w:eastAsia="Roboto Mono" w:hAnsi="Roboto Mono" w:cs="Roboto Mono"/>
+          <w:b/>
+        </w:rPr>
         <w:t>External Outputs (EO):</w:t>
       </w:r>
       <w:r>
@@ -496,6 +469,7 @@
           <w:ilvl w:val="0"/>
           <w:numId w:val="1"/>
         </w:numPr>
+        <w:spacing w:after="0" w:line="276" w:lineRule="auto"/>
       </w:pPr>
       <w:r>
         <w:rPr>
@@ -523,6 +497,7 @@
           <w:ilvl w:val="0"/>
           <w:numId w:val="1"/>
         </w:numPr>
+        <w:spacing w:after="0" w:line="276" w:lineRule="auto"/>
       </w:pPr>
       <w:r>
         <w:rPr>
@@ -550,7 +525,7 @@
           <w:ilvl w:val="0"/>
           <w:numId w:val="1"/>
         </w:numPr>
-        <w:spacing w:after="240"/>
+        <w:spacing w:after="240" w:line="276" w:lineRule="auto"/>
       </w:pPr>
       <w:r>
         <w:rPr>
@@ -571,7 +546,7 @@
     </w:p>
     <w:p>
       <w:r>
-        <w:pict w14:anchorId="10F2B517">
+        <w:pict w14:anchorId="65EC8D7B">
           <v:rect id="_x0000_i1027" style="width:0;height:1.5pt" o:hralign="center" o:hrstd="t" o:hr="t" fillcolor="#a0a0a0" stroked="f"/>
         </w:pict>
       </w:r>
@@ -599,48 +574,39 @@
       </w:pPr>
       <w:r>
         <w:rPr>
-          <w:b/>
-          <w:shd w:val="clear" w:color="auto" w:fill="B7B7B7"/>
-        </w:rPr>
-        <w:t># Source</w:t>
-      </w:r>
-      <w:r>
-        <w:rPr>
-          <w:shd w:val="clear" w:color="auto" w:fill="B7B7B7"/>
-        </w:rPr>
-        <w:t xml:space="preserve">: </w:t>
-      </w:r>
-      <w:r>
-        <w:rPr>
-          <w:b/>
-          <w:shd w:val="clear" w:color="auto" w:fill="B7B7B7"/>
-        </w:rPr>
-        <w:t xml:space="preserve">Chatgot </w:t>
-      </w:r>
-      <w:r>
-        <w:rPr>
-          <w:b/>
-          <w:sz w:val="14"/>
+          <w:rFonts w:ascii="Arial" w:eastAsia="Arial" w:hAnsi="Arial"/>
+          <w:sz w:val="18"/>
+          <w:highlight w:val="lightGray"/>
+          <w:shd w:val="clear" w:color="auto" w:fill="B7B7B7"/>
+        </w:rPr>
+        <w:t xml:space="preserve"># Source: Chatgot </w:t>
+      </w:r>
+      <w:r>
+        <w:rPr>
+          <w:rFonts w:ascii="Arial" w:eastAsia="Arial" w:hAnsi="Arial"/>
+          <w:sz w:val="18"/>
           <w:szCs w:val="14"/>
+          <w:highlight w:val="lightGray"/>
           <w:shd w:val="clear" w:color="auto" w:fill="B7B7B7"/>
         </w:rPr>
         <w:t>(GPT</w:t>
       </w:r>
       <w:r>
         <w:rPr>
-          <w:rFonts w:ascii="Cambria Math" w:hAnsi="Cambria Math" w:cs="Cambria Math"/>
-          <w:b/>
-          <w:sz w:val="14"/>
+          <w:rFonts w:ascii="Arial" w:eastAsia="Arial" w:hAnsi="Arial" w:cs="Cambria Math"/>
+          <w:sz w:val="18"/>
           <w:szCs w:val="14"/>
+          <w:highlight w:val="lightGray"/>
           <w:shd w:val="clear" w:color="auto" w:fill="B7B7B7"/>
         </w:rPr>
         <w:t>‑</w:t>
       </w:r>
       <w:r>
         <w:rPr>
-          <w:b/>
-          <w:sz w:val="14"/>
+          <w:rFonts w:ascii="Arial" w:eastAsia="Arial" w:hAnsi="Arial"/>
+          <w:sz w:val="18"/>
           <w:szCs w:val="14"/>
+          <w:highlight w:val="lightGray"/>
           <w:shd w:val="clear" w:color="auto" w:fill="B7B7B7"/>
         </w:rPr>
         <w:t>5 Mini) at [8/18/2025]</w:t>
@@ -652,7 +618,7 @@
           <w:ilvl w:val="0"/>
           <w:numId w:val="3"/>
         </w:numPr>
-        <w:spacing w:before="240"/>
+        <w:spacing w:before="240" w:after="0" w:line="276" w:lineRule="auto"/>
       </w:pPr>
       <w:r>
         <w:rPr>
@@ -680,6 +646,7 @@
           <w:ilvl w:val="0"/>
           <w:numId w:val="3"/>
         </w:numPr>
+        <w:spacing w:after="0" w:line="276" w:lineRule="auto"/>
       </w:pPr>
       <w:r>
         <w:rPr>
@@ -707,6 +674,7 @@
           <w:ilvl w:val="0"/>
           <w:numId w:val="3"/>
         </w:numPr>
+        <w:spacing w:after="0" w:line="276" w:lineRule="auto"/>
       </w:pPr>
       <w:r>
         <w:rPr>
@@ -734,6 +702,7 @@
           <w:ilvl w:val="1"/>
           <w:numId w:val="3"/>
         </w:numPr>
+        <w:spacing w:after="0" w:line="276" w:lineRule="auto"/>
         <w:rPr>
           <w:rFonts w:ascii="Roboto Mono" w:eastAsia="Roboto Mono" w:hAnsi="Roboto Mono" w:cs="Roboto Mono"/>
         </w:rPr>
@@ -757,6 +726,7 @@
           <w:ilvl w:val="0"/>
           <w:numId w:val="3"/>
         </w:numPr>
+        <w:spacing w:after="0" w:line="276" w:lineRule="auto"/>
         <w:rPr>
           <w:rFonts w:ascii="Roboto Mono" w:eastAsia="Roboto Mono" w:hAnsi="Roboto Mono" w:cs="Roboto Mono"/>
         </w:rPr>
@@ -782,6 +752,7 @@
           <w:ilvl w:val="1"/>
           <w:numId w:val="3"/>
         </w:numPr>
+        <w:spacing w:after="0" w:line="276" w:lineRule="auto"/>
         <w:rPr>
           <w:rFonts w:ascii="Roboto Mono" w:eastAsia="Roboto Mono" w:hAnsi="Roboto Mono" w:cs="Roboto Mono"/>
         </w:rPr>
@@ -805,6 +776,7 @@
           <w:ilvl w:val="0"/>
           <w:numId w:val="3"/>
         </w:numPr>
+        <w:spacing w:after="0" w:line="276" w:lineRule="auto"/>
       </w:pPr>
       <w:r>
         <w:rPr>
@@ -832,6 +804,7 @@
           <w:ilvl w:val="1"/>
           <w:numId w:val="3"/>
         </w:numPr>
+        <w:spacing w:after="0" w:line="276" w:lineRule="auto"/>
         <w:rPr>
           <w:rFonts w:ascii="Roboto Mono" w:eastAsia="Roboto Mono" w:hAnsi="Roboto Mono" w:cs="Roboto Mono"/>
         </w:rPr>
@@ -855,7 +828,7 @@
           <w:ilvl w:val="0"/>
           <w:numId w:val="3"/>
         </w:numPr>
-        <w:spacing w:after="240"/>
+        <w:spacing w:after="240" w:line="276" w:lineRule="auto"/>
       </w:pPr>
       <w:r>
         <w:rPr>
@@ -879,9 +852,8 @@
           <w:b/>
           <w:noProof/>
         </w:rPr>
-        <w:lastRenderedPageBreak/>
         <w:drawing>
-          <wp:inline distT="114300" distB="114300" distL="114300" distR="114300" wp14:anchorId="7E08FB62" wp14:editId="39A0D091">
+          <wp:inline distT="114300" distB="114300" distL="114300" distR="114300" wp14:anchorId="72A36137" wp14:editId="00D5721F">
             <wp:extent cx="2514600" cy="323850"/>
             <wp:effectExtent l="0" t="0" r="0" b="0"/>
             <wp:docPr id="1" name="image1.png"/>
@@ -932,7 +904,7 @@
     </w:p>
     <w:p>
       <w:r>
-        <w:pict w14:anchorId="4A19F272">
+        <w:pict w14:anchorId="3EFCA5B7">
           <v:rect id="_x0000_i1028" style="width:0;height:1.5pt" o:hralign="center" o:hrstd="t" o:hr="t" fillcolor="#a0a0a0" stroked="f"/>
         </w:pict>
       </w:r>
@@ -960,48 +932,39 @@
       </w:pPr>
       <w:r>
         <w:rPr>
-          <w:b/>
-          <w:shd w:val="clear" w:color="auto" w:fill="B7B7B7"/>
-        </w:rPr>
-        <w:t># Source</w:t>
-      </w:r>
-      <w:r>
-        <w:rPr>
-          <w:shd w:val="clear" w:color="auto" w:fill="B7B7B7"/>
-        </w:rPr>
-        <w:t xml:space="preserve">: </w:t>
-      </w:r>
-      <w:r>
-        <w:rPr>
-          <w:b/>
-          <w:shd w:val="clear" w:color="auto" w:fill="B7B7B7"/>
-        </w:rPr>
-        <w:t xml:space="preserve">Chatgot </w:t>
-      </w:r>
-      <w:r>
-        <w:rPr>
-          <w:b/>
-          <w:sz w:val="14"/>
+          <w:rFonts w:ascii="Arial" w:eastAsia="Arial" w:hAnsi="Arial"/>
+          <w:sz w:val="18"/>
+          <w:highlight w:val="lightGray"/>
+          <w:shd w:val="clear" w:color="auto" w:fill="B7B7B7"/>
+        </w:rPr>
+        <w:t xml:space="preserve"># Source: Chatgot </w:t>
+      </w:r>
+      <w:r>
+        <w:rPr>
+          <w:rFonts w:ascii="Arial" w:eastAsia="Arial" w:hAnsi="Arial"/>
+          <w:sz w:val="18"/>
           <w:szCs w:val="14"/>
+          <w:highlight w:val="lightGray"/>
           <w:shd w:val="clear" w:color="auto" w:fill="B7B7B7"/>
         </w:rPr>
         <w:t>(GPT</w:t>
       </w:r>
       <w:r>
         <w:rPr>
-          <w:rFonts w:ascii="Cambria Math" w:hAnsi="Cambria Math" w:cs="Cambria Math"/>
-          <w:b/>
-          <w:sz w:val="14"/>
+          <w:rFonts w:ascii="Arial" w:eastAsia="Arial" w:hAnsi="Arial" w:cs="Cambria Math"/>
+          <w:sz w:val="18"/>
           <w:szCs w:val="14"/>
+          <w:highlight w:val="lightGray"/>
           <w:shd w:val="clear" w:color="auto" w:fill="B7B7B7"/>
         </w:rPr>
         <w:t>‑</w:t>
       </w:r>
       <w:r>
         <w:rPr>
-          <w:b/>
-          <w:sz w:val="14"/>
+          <w:rFonts w:ascii="Arial" w:eastAsia="Arial" w:hAnsi="Arial"/>
+          <w:sz w:val="18"/>
           <w:szCs w:val="14"/>
+          <w:highlight w:val="lightGray"/>
           <w:shd w:val="clear" w:color="auto" w:fill="B7B7B7"/>
         </w:rPr>
         <w:t>5 Mini) at [8/18/2025]</w:t>
@@ -1027,7 +990,7 @@
           <w:ilvl w:val="0"/>
           <w:numId w:val="4"/>
         </w:numPr>
-        <w:spacing w:before="240"/>
+        <w:spacing w:before="240" w:after="0" w:line="276" w:lineRule="auto"/>
         <w:rPr>
           <w:rFonts w:ascii="Roboto Mono" w:eastAsia="Roboto Mono" w:hAnsi="Roboto Mono" w:cs="Roboto Mono"/>
         </w:rPr>
@@ -1051,6 +1014,7 @@
           <w:ilvl w:val="0"/>
           <w:numId w:val="4"/>
         </w:numPr>
+        <w:spacing w:after="0" w:line="276" w:lineRule="auto"/>
         <w:rPr>
           <w:rFonts w:ascii="Roboto Mono" w:eastAsia="Roboto Mono" w:hAnsi="Roboto Mono" w:cs="Roboto Mono"/>
         </w:rPr>
@@ -1074,6 +1038,7 @@
           <w:ilvl w:val="0"/>
           <w:numId w:val="4"/>
         </w:numPr>
+        <w:spacing w:after="0" w:line="276" w:lineRule="auto"/>
         <w:rPr>
           <w:rFonts w:ascii="Roboto Mono" w:eastAsia="Roboto Mono" w:hAnsi="Roboto Mono" w:cs="Roboto Mono"/>
         </w:rPr>
@@ -1097,6 +1062,7 @@
           <w:ilvl w:val="0"/>
           <w:numId w:val="4"/>
         </w:numPr>
+        <w:spacing w:after="0" w:line="276" w:lineRule="auto"/>
         <w:rPr>
           <w:rFonts w:ascii="Roboto Mono" w:eastAsia="Roboto Mono" w:hAnsi="Roboto Mono" w:cs="Roboto Mono"/>
         </w:rPr>
@@ -1120,7 +1086,7 @@
           <w:ilvl w:val="0"/>
           <w:numId w:val="4"/>
         </w:numPr>
-        <w:spacing w:after="240"/>
+        <w:spacing w:after="240" w:line="276" w:lineRule="auto"/>
         <w:rPr>
           <w:rFonts w:ascii="Roboto Mono" w:eastAsia="Roboto Mono" w:hAnsi="Roboto Mono" w:cs="Roboto Mono"/>
         </w:rPr>
@@ -1218,7 +1184,7 @@
     </w:p>
     <w:p>
       <w:r>
-        <w:pict w14:anchorId="6076D701">
+        <w:pict w14:anchorId="7D6E24E2">
           <v:rect id="_x0000_i1029" style="width:0;height:1.5pt" o:hralign="center" o:hrstd="t" o:hr="t" fillcolor="#a0a0a0" stroked="f"/>
         </w:pict>
       </w:r>
@@ -1246,48 +1212,39 @@
       </w:pPr>
       <w:r>
         <w:rPr>
-          <w:b/>
-          <w:shd w:val="clear" w:color="auto" w:fill="B7B7B7"/>
-        </w:rPr>
-        <w:t># Source</w:t>
-      </w:r>
-      <w:r>
-        <w:rPr>
-          <w:shd w:val="clear" w:color="auto" w:fill="B7B7B7"/>
-        </w:rPr>
-        <w:t xml:space="preserve">: </w:t>
-      </w:r>
-      <w:r>
-        <w:rPr>
-          <w:b/>
-          <w:shd w:val="clear" w:color="auto" w:fill="B7B7B7"/>
-        </w:rPr>
-        <w:t xml:space="preserve">Chatgot </w:t>
-      </w:r>
-      <w:r>
-        <w:rPr>
-          <w:b/>
-          <w:sz w:val="14"/>
+          <w:rFonts w:ascii="Arial" w:eastAsia="Arial" w:hAnsi="Arial"/>
+          <w:sz w:val="18"/>
+          <w:highlight w:val="lightGray"/>
+          <w:shd w:val="clear" w:color="auto" w:fill="B7B7B7"/>
+        </w:rPr>
+        <w:t xml:space="preserve"># Source: Chatgot </w:t>
+      </w:r>
+      <w:r>
+        <w:rPr>
+          <w:rFonts w:ascii="Arial" w:eastAsia="Arial" w:hAnsi="Arial"/>
+          <w:sz w:val="18"/>
           <w:szCs w:val="14"/>
+          <w:highlight w:val="lightGray"/>
           <w:shd w:val="clear" w:color="auto" w:fill="B7B7B7"/>
         </w:rPr>
         <w:t>(GPT</w:t>
       </w:r>
       <w:r>
         <w:rPr>
-          <w:rFonts w:ascii="Cambria Math" w:hAnsi="Cambria Math" w:cs="Cambria Math"/>
-          <w:b/>
-          <w:sz w:val="14"/>
+          <w:rFonts w:ascii="Arial" w:eastAsia="Arial" w:hAnsi="Arial" w:cs="Cambria Math"/>
+          <w:sz w:val="18"/>
           <w:szCs w:val="14"/>
+          <w:highlight w:val="lightGray"/>
           <w:shd w:val="clear" w:color="auto" w:fill="B7B7B7"/>
         </w:rPr>
         <w:t>‑</w:t>
       </w:r>
       <w:r>
         <w:rPr>
-          <w:b/>
-          <w:sz w:val="14"/>
+          <w:rFonts w:ascii="Arial" w:eastAsia="Arial" w:hAnsi="Arial"/>
+          <w:sz w:val="18"/>
           <w:szCs w:val="14"/>
+          <w:highlight w:val="lightGray"/>
           <w:shd w:val="clear" w:color="auto" w:fill="B7B7B7"/>
         </w:rPr>
         <w:t>5 Mini) at [8/18/2025]</w:t>
@@ -1299,7 +1256,7 @@
           <w:ilvl w:val="0"/>
           <w:numId w:val="2"/>
         </w:numPr>
-        <w:spacing w:before="240"/>
+        <w:spacing w:before="240" w:after="0" w:line="276" w:lineRule="auto"/>
       </w:pPr>
       <w:r>
         <w:rPr>
@@ -1333,6 +1290,7 @@
           <w:ilvl w:val="0"/>
           <w:numId w:val="2"/>
         </w:numPr>
+        <w:spacing w:after="0" w:line="276" w:lineRule="auto"/>
       </w:pPr>
       <w:r>
         <w:rPr>
@@ -1366,15 +1324,15 @@
           <w:ilvl w:val="0"/>
           <w:numId w:val="2"/>
         </w:numPr>
-        <w:rPr>
-          <w:rFonts w:ascii="Roboto Mono" w:eastAsia="Roboto Mono" w:hAnsi="Roboto Mono" w:cs="Roboto Mono"/>
-        </w:rPr>
-      </w:pPr>
-      <w:r>
-        <w:rPr>
-          <w:rFonts w:ascii="Roboto Mono" w:eastAsia="Roboto Mono" w:hAnsi="Roboto Mono" w:cs="Roboto Mono"/>
-        </w:rPr>
-        <w:lastRenderedPageBreak/>
+        <w:spacing w:after="0" w:line="276" w:lineRule="auto"/>
+        <w:rPr>
+          <w:rFonts w:ascii="Roboto Mono" w:eastAsia="Roboto Mono" w:hAnsi="Roboto Mono" w:cs="Roboto Mono"/>
+        </w:rPr>
+      </w:pPr>
+      <w:r>
+        <w:rPr>
+          <w:rFonts w:ascii="Roboto Mono" w:eastAsia="Roboto Mono" w:hAnsi="Roboto Mono" w:cs="Roboto Mono"/>
+        </w:rPr>
         <w:t>Independent of programming language.</w:t>
       </w:r>
       <w:r>
@@ -1390,7 +1348,7 @@
           <w:ilvl w:val="0"/>
           <w:numId w:val="2"/>
         </w:numPr>
-        <w:spacing w:after="240"/>
+        <w:spacing w:after="240" w:line="276" w:lineRule="auto"/>
       </w:pPr>
       <w:r>
         <w:rPr>
@@ -1420,7 +1378,7 @@
     </w:p>
     <w:p>
       <w:r>
-        <w:pict w14:anchorId="4A23282A">
+        <w:pict w14:anchorId="0589F647">
           <v:rect id="_x0000_i1030" style="width:0;height:1.5pt" o:hralign="center" o:hrstd="t" o:hr="t" fillcolor="#a0a0a0" stroked="f"/>
         </w:pict>
       </w:r>
@@ -1451,48 +1409,39 @@
       </w:pPr>
       <w:r>
         <w:rPr>
-          <w:b/>
-          <w:shd w:val="clear" w:color="auto" w:fill="B7B7B7"/>
-        </w:rPr>
-        <w:t># Source</w:t>
-      </w:r>
-      <w:r>
-        <w:rPr>
-          <w:shd w:val="clear" w:color="auto" w:fill="B7B7B7"/>
-        </w:rPr>
-        <w:t xml:space="preserve">: </w:t>
-      </w:r>
-      <w:r>
-        <w:rPr>
-          <w:b/>
-          <w:shd w:val="clear" w:color="auto" w:fill="B7B7B7"/>
-        </w:rPr>
-        <w:t xml:space="preserve">Chatgot </w:t>
-      </w:r>
-      <w:r>
-        <w:rPr>
-          <w:b/>
-          <w:sz w:val="14"/>
+          <w:rFonts w:ascii="Arial" w:eastAsia="Arial" w:hAnsi="Arial"/>
+          <w:sz w:val="18"/>
+          <w:highlight w:val="lightGray"/>
+          <w:shd w:val="clear" w:color="auto" w:fill="B7B7B7"/>
+        </w:rPr>
+        <w:t xml:space="preserve"># Source: Chatgot </w:t>
+      </w:r>
+      <w:r>
+        <w:rPr>
+          <w:rFonts w:ascii="Arial" w:eastAsia="Arial" w:hAnsi="Arial"/>
+          <w:sz w:val="18"/>
           <w:szCs w:val="14"/>
+          <w:highlight w:val="lightGray"/>
           <w:shd w:val="clear" w:color="auto" w:fill="B7B7B7"/>
         </w:rPr>
         <w:t>(GPT</w:t>
       </w:r>
       <w:r>
         <w:rPr>
-          <w:rFonts w:ascii="Cambria Math" w:hAnsi="Cambria Math" w:cs="Cambria Math"/>
-          <w:b/>
-          <w:sz w:val="14"/>
+          <w:rFonts w:ascii="Arial" w:eastAsia="Arial" w:hAnsi="Arial" w:cs="Cambria Math"/>
+          <w:sz w:val="18"/>
           <w:szCs w:val="14"/>
+          <w:highlight w:val="lightGray"/>
           <w:shd w:val="clear" w:color="auto" w:fill="B7B7B7"/>
         </w:rPr>
         <w:t>‑</w:t>
       </w:r>
       <w:r>
         <w:rPr>
-          <w:b/>
-          <w:sz w:val="14"/>
+          <w:rFonts w:ascii="Arial" w:eastAsia="Arial" w:hAnsi="Arial"/>
+          <w:sz w:val="18"/>
           <w:szCs w:val="14"/>
+          <w:highlight w:val="lightGray"/>
           <w:shd w:val="clear" w:color="auto" w:fill="B7B7B7"/>
         </w:rPr>
         <w:t>5 Mini) at [8/18/2025]</w:t>
@@ -1504,7 +1453,7 @@
           <w:ilvl w:val="0"/>
           <w:numId w:val="6"/>
         </w:numPr>
-        <w:spacing w:before="240"/>
+        <w:spacing w:before="240" w:after="0" w:line="276" w:lineRule="auto"/>
         <w:rPr>
           <w:rFonts w:ascii="Roboto Mono" w:eastAsia="Roboto Mono" w:hAnsi="Roboto Mono" w:cs="Roboto Mono"/>
         </w:rPr>
@@ -1528,6 +1477,7 @@
           <w:ilvl w:val="0"/>
           <w:numId w:val="6"/>
         </w:numPr>
+        <w:spacing w:after="0" w:line="276" w:lineRule="auto"/>
       </w:pPr>
       <w:r>
         <w:rPr>
@@ -1561,7 +1511,7 @@
           <w:ilvl w:val="0"/>
           <w:numId w:val="6"/>
         </w:numPr>
-        <w:spacing w:after="240"/>
+        <w:spacing w:after="240" w:line="276" w:lineRule="auto"/>
       </w:pPr>
       <w:r>
         <w:rPr>
@@ -1612,48 +1562,39 @@
       </w:pPr>
       <w:r>
         <w:rPr>
-          <w:b/>
-          <w:shd w:val="clear" w:color="auto" w:fill="B7B7B7"/>
-        </w:rPr>
-        <w:t># Source</w:t>
-      </w:r>
-      <w:r>
-        <w:rPr>
-          <w:shd w:val="clear" w:color="auto" w:fill="B7B7B7"/>
-        </w:rPr>
-        <w:t xml:space="preserve">: </w:t>
-      </w:r>
-      <w:r>
-        <w:rPr>
-          <w:b/>
-          <w:shd w:val="clear" w:color="auto" w:fill="B7B7B7"/>
-        </w:rPr>
-        <w:t xml:space="preserve">Chatgot </w:t>
-      </w:r>
-      <w:r>
-        <w:rPr>
-          <w:b/>
-          <w:sz w:val="14"/>
+          <w:rFonts w:ascii="Arial" w:eastAsia="Arial" w:hAnsi="Arial"/>
+          <w:sz w:val="18"/>
+          <w:highlight w:val="lightGray"/>
+          <w:shd w:val="clear" w:color="auto" w:fill="B7B7B7"/>
+        </w:rPr>
+        <w:t xml:space="preserve"># Source: Chatgot </w:t>
+      </w:r>
+      <w:r>
+        <w:rPr>
+          <w:rFonts w:ascii="Arial" w:eastAsia="Arial" w:hAnsi="Arial"/>
+          <w:sz w:val="18"/>
           <w:szCs w:val="14"/>
+          <w:highlight w:val="lightGray"/>
           <w:shd w:val="clear" w:color="auto" w:fill="B7B7B7"/>
         </w:rPr>
         <w:t>(GPT</w:t>
       </w:r>
       <w:r>
         <w:rPr>
-          <w:rFonts w:ascii="Cambria Math" w:hAnsi="Cambria Math" w:cs="Cambria Math"/>
-          <w:b/>
-          <w:sz w:val="14"/>
+          <w:rFonts w:ascii="Arial" w:eastAsia="Arial" w:hAnsi="Arial" w:cs="Cambria Math"/>
+          <w:sz w:val="18"/>
           <w:szCs w:val="14"/>
+          <w:highlight w:val="lightGray"/>
           <w:shd w:val="clear" w:color="auto" w:fill="B7B7B7"/>
         </w:rPr>
         <w:t>‑</w:t>
       </w:r>
       <w:r>
         <w:rPr>
-          <w:b/>
-          <w:sz w:val="14"/>
+          <w:rFonts w:ascii="Arial" w:eastAsia="Arial" w:hAnsi="Arial"/>
+          <w:sz w:val="18"/>
           <w:szCs w:val="14"/>
+          <w:highlight w:val="lightGray"/>
           <w:shd w:val="clear" w:color="auto" w:fill="B7B7B7"/>
         </w:rPr>
         <w:t>5 Mini) at [8/18/2025]</w:t>
@@ -1665,7 +1606,7 @@
           <w:ilvl w:val="0"/>
           <w:numId w:val="5"/>
         </w:numPr>
-        <w:spacing w:before="240"/>
+        <w:spacing w:before="240" w:after="0" w:line="276" w:lineRule="auto"/>
         <w:rPr>
           <w:rFonts w:ascii="Roboto Mono" w:eastAsia="Roboto Mono" w:hAnsi="Roboto Mono" w:cs="Roboto Mono"/>
         </w:rPr>
@@ -1689,6 +1630,7 @@
           <w:ilvl w:val="0"/>
           <w:numId w:val="5"/>
         </w:numPr>
+        <w:spacing w:after="0" w:line="276" w:lineRule="auto"/>
         <w:rPr>
           <w:rFonts w:ascii="Roboto Mono" w:eastAsia="Roboto Mono" w:hAnsi="Roboto Mono" w:cs="Roboto Mono"/>
         </w:rPr>
@@ -1712,7 +1654,7 @@
           <w:ilvl w:val="0"/>
           <w:numId w:val="5"/>
         </w:numPr>
-        <w:spacing w:after="240"/>
+        <w:spacing w:after="240" w:line="276" w:lineRule="auto"/>
       </w:pPr>
       <w:r>
         <w:rPr>
@@ -1726,7 +1668,7 @@
     </w:p>
     <w:p>
       <w:r>
-        <w:pict w14:anchorId="41C8B530">
+        <w:pict w14:anchorId="18B9C528">
           <v:rect id="_x0000_i1031" style="width:0;height:1.5pt" o:hralign="center" o:hrstd="t" o:hr="t" fillcolor="#a0a0a0" stroked="f"/>
         </w:pict>
       </w:r>
@@ -1762,18 +1704,19 @@
     </w:p>
     <w:p>
       <w:r>
-        <w:pict w14:anchorId="4BDBDBC9">
+        <w:pict w14:anchorId="29CD4E53">
           <v:rect id="_x0000_i1032" style="width:0;height:1.5pt" o:hralign="center" o:hrstd="t" o:hr="t" fillcolor="#a0a0a0" stroked="f"/>
         </w:pict>
       </w:r>
     </w:p>
+    <w:p/>
     <w:p/>
     <w:p/>
     <w:sectPr>
       <w:pgSz w:w="12240" w:h="15840"/>
       <w:pgMar w:top="1440" w:right="1440" w:bottom="1440" w:left="1440" w:header="720" w:footer="720" w:gutter="0"/>
-      <w:pgNumType w:start="1"/>
       <w:cols w:space="720"/>
+      <w:docGrid w:linePitch="360"/>
     </w:sectPr>
   </w:body>
 </w:document>
@@ -2880,18 +2823,6 @@
   <w:style w:type="paragraph" w:default="1" w:styleId="Normal">
     <w:name w:val="Normal"/>
     <w:qFormat/>
-    <w:rsid w:val="00C041B8"/>
-    <w:pPr>
-      <w:spacing w:after="0" w:line="276" w:lineRule="auto"/>
-    </w:pPr>
-    <w:rPr>
-      <w:rFonts w:ascii="Arial" w:eastAsia="Arial" w:hAnsi="Arial" w:cs="Arial"/>
-      <w:kern w:val="0"/>
-      <w:sz w:val="22"/>
-      <w:szCs w:val="22"/>
-      <w:lang w:val="en"/>
-      <w14:ligatures w14:val="none"/>
-    </w:rPr>
   </w:style>
   <w:style w:type="paragraph" w:styleId="Heading1">
     <w:name w:val="heading 1"/>
@@ -2900,7 +2831,7 @@
     <w:link w:val="Heading1Char"/>
     <w:uiPriority w:val="9"/>
     <w:qFormat/>
-    <w:rsid w:val="008F1FAA"/>
+    <w:rsid w:val="0022609A"/>
     <w:pPr>
       <w:keepNext/>
       <w:keepLines/>
@@ -2922,7 +2853,7 @@
     <w:uiPriority w:val="9"/>
     <w:unhideWhenUsed/>
     <w:qFormat/>
-    <w:rsid w:val="008F1FAA"/>
+    <w:rsid w:val="0022609A"/>
     <w:pPr>
       <w:keepNext/>
       <w:keepLines/>
@@ -2945,7 +2876,7 @@
     <w:semiHidden/>
     <w:unhideWhenUsed/>
     <w:qFormat/>
-    <w:rsid w:val="008F1FAA"/>
+    <w:rsid w:val="0022609A"/>
     <w:pPr>
       <w:keepNext/>
       <w:keepLines/>
@@ -2968,7 +2899,7 @@
     <w:semiHidden/>
     <w:unhideWhenUsed/>
     <w:qFormat/>
-    <w:rsid w:val="008F1FAA"/>
+    <w:rsid w:val="0022609A"/>
     <w:pPr>
       <w:keepNext/>
       <w:keepLines/>
@@ -2991,7 +2922,7 @@
     <w:semiHidden/>
     <w:unhideWhenUsed/>
     <w:qFormat/>
-    <w:rsid w:val="008F1FAA"/>
+    <w:rsid w:val="0022609A"/>
     <w:pPr>
       <w:keepNext/>
       <w:keepLines/>
@@ -3012,11 +2943,11 @@
     <w:semiHidden/>
     <w:unhideWhenUsed/>
     <w:qFormat/>
-    <w:rsid w:val="008F1FAA"/>
+    <w:rsid w:val="0022609A"/>
     <w:pPr>
       <w:keepNext/>
       <w:keepLines/>
-      <w:spacing w:before="40"/>
+      <w:spacing w:before="40" w:after="0"/>
       <w:outlineLvl w:val="5"/>
     </w:pPr>
     <w:rPr>
@@ -3035,11 +2966,11 @@
     <w:semiHidden/>
     <w:unhideWhenUsed/>
     <w:qFormat/>
-    <w:rsid w:val="008F1FAA"/>
+    <w:rsid w:val="0022609A"/>
     <w:pPr>
       <w:keepNext/>
       <w:keepLines/>
-      <w:spacing w:before="40"/>
+      <w:spacing w:before="40" w:after="0"/>
       <w:outlineLvl w:val="6"/>
     </w:pPr>
     <w:rPr>
@@ -3056,10 +2987,11 @@
     <w:semiHidden/>
     <w:unhideWhenUsed/>
     <w:qFormat/>
-    <w:rsid w:val="008F1FAA"/>
+    <w:rsid w:val="0022609A"/>
     <w:pPr>
       <w:keepNext/>
       <w:keepLines/>
+      <w:spacing w:after="0"/>
       <w:outlineLvl w:val="7"/>
     </w:pPr>
     <w:rPr>
@@ -3078,10 +3010,11 @@
     <w:semiHidden/>
     <w:unhideWhenUsed/>
     <w:qFormat/>
-    <w:rsid w:val="008F1FAA"/>
+    <w:rsid w:val="0022609A"/>
     <w:pPr>
       <w:keepNext/>
       <w:keepLines/>
+      <w:spacing w:after="0"/>
       <w:outlineLvl w:val="8"/>
     </w:pPr>
     <w:rPr>
@@ -3121,7 +3054,7 @@
     <w:basedOn w:val="DefaultParagraphFont"/>
     <w:link w:val="Heading1"/>
     <w:uiPriority w:val="9"/>
-    <w:rsid w:val="008F1FAA"/>
+    <w:rsid w:val="0022609A"/>
     <w:rPr>
       <w:rFonts w:asciiTheme="majorHAnsi" w:eastAsiaTheme="majorEastAsia" w:hAnsiTheme="majorHAnsi" w:cstheme="majorBidi"/>
       <w:color w:val="2F5496" w:themeColor="accent1" w:themeShade="BF"/>
@@ -3134,7 +3067,7 @@
     <w:basedOn w:val="DefaultParagraphFont"/>
     <w:link w:val="Heading2"/>
     <w:uiPriority w:val="9"/>
-    <w:rsid w:val="008F1FAA"/>
+    <w:rsid w:val="0022609A"/>
     <w:rPr>
       <w:rFonts w:asciiTheme="majorHAnsi" w:eastAsiaTheme="majorEastAsia" w:hAnsiTheme="majorHAnsi" w:cstheme="majorBidi"/>
       <w:color w:val="2F5496" w:themeColor="accent1" w:themeShade="BF"/>
@@ -3148,7 +3081,7 @@
     <w:link w:val="Heading3"/>
     <w:uiPriority w:val="9"/>
     <w:semiHidden/>
-    <w:rsid w:val="008F1FAA"/>
+    <w:rsid w:val="0022609A"/>
     <w:rPr>
       <w:rFonts w:eastAsiaTheme="majorEastAsia" w:cstheme="majorBidi"/>
       <w:color w:val="2F5496" w:themeColor="accent1" w:themeShade="BF"/>
@@ -3162,7 +3095,7 @@
     <w:link w:val="Heading4"/>
     <w:uiPriority w:val="9"/>
     <w:semiHidden/>
-    <w:rsid w:val="008F1FAA"/>
+    <w:rsid w:val="0022609A"/>
     <w:rPr>
       <w:rFonts w:eastAsiaTheme="majorEastAsia" w:cstheme="majorBidi"/>
       <w:i/>
@@ -3176,7 +3109,7 @@
     <w:link w:val="Heading5"/>
     <w:uiPriority w:val="9"/>
     <w:semiHidden/>
-    <w:rsid w:val="008F1FAA"/>
+    <w:rsid w:val="0022609A"/>
     <w:rPr>
       <w:rFonts w:eastAsiaTheme="majorEastAsia" w:cstheme="majorBidi"/>
       <w:color w:val="2F5496" w:themeColor="accent1" w:themeShade="BF"/>
@@ -3188,7 +3121,7 @@
     <w:link w:val="Heading6"/>
     <w:uiPriority w:val="9"/>
     <w:semiHidden/>
-    <w:rsid w:val="008F1FAA"/>
+    <w:rsid w:val="0022609A"/>
     <w:rPr>
       <w:rFonts w:eastAsiaTheme="majorEastAsia" w:cstheme="majorBidi"/>
       <w:i/>
@@ -3202,7 +3135,7 @@
     <w:link w:val="Heading7"/>
     <w:uiPriority w:val="9"/>
     <w:semiHidden/>
-    <w:rsid w:val="008F1FAA"/>
+    <w:rsid w:val="0022609A"/>
     <w:rPr>
       <w:rFonts w:eastAsiaTheme="majorEastAsia" w:cstheme="majorBidi"/>
       <w:color w:val="595959" w:themeColor="text1" w:themeTint="A6"/>
@@ -3214,7 +3147,7 @@
     <w:link w:val="Heading8"/>
     <w:uiPriority w:val="9"/>
     <w:semiHidden/>
-    <w:rsid w:val="008F1FAA"/>
+    <w:rsid w:val="0022609A"/>
     <w:rPr>
       <w:rFonts w:eastAsiaTheme="majorEastAsia" w:cstheme="majorBidi"/>
       <w:i/>
@@ -3228,7 +3161,7 @@
     <w:link w:val="Heading9"/>
     <w:uiPriority w:val="9"/>
     <w:semiHidden/>
-    <w:rsid w:val="008F1FAA"/>
+    <w:rsid w:val="0022609A"/>
     <w:rPr>
       <w:rFonts w:eastAsiaTheme="majorEastAsia" w:cstheme="majorBidi"/>
       <w:color w:val="272727" w:themeColor="text1" w:themeTint="D8"/>
@@ -3241,7 +3174,7 @@
     <w:link w:val="TitleChar"/>
     <w:uiPriority w:val="10"/>
     <w:qFormat/>
-    <w:rsid w:val="008F1FAA"/>
+    <w:rsid w:val="0022609A"/>
     <w:pPr>
       <w:spacing w:after="80" w:line="240" w:lineRule="auto"/>
       <w:contextualSpacing/>
@@ -3259,7 +3192,7 @@
     <w:basedOn w:val="DefaultParagraphFont"/>
     <w:link w:val="Title"/>
     <w:uiPriority w:val="10"/>
-    <w:rsid w:val="008F1FAA"/>
+    <w:rsid w:val="0022609A"/>
     <w:rPr>
       <w:rFonts w:asciiTheme="majorHAnsi" w:eastAsiaTheme="majorEastAsia" w:hAnsiTheme="majorHAnsi" w:cstheme="majorBidi"/>
       <w:spacing w:val="-10"/>
@@ -3275,7 +3208,7 @@
     <w:link w:val="SubtitleChar"/>
     <w:uiPriority w:val="11"/>
     <w:qFormat/>
-    <w:rsid w:val="008F1FAA"/>
+    <w:rsid w:val="0022609A"/>
     <w:pPr>
       <w:numPr>
         <w:ilvl w:val="1"/>
@@ -3294,7 +3227,7 @@
     <w:basedOn w:val="DefaultParagraphFont"/>
     <w:link w:val="Subtitle"/>
     <w:uiPriority w:val="11"/>
-    <w:rsid w:val="008F1FAA"/>
+    <w:rsid w:val="0022609A"/>
     <w:rPr>
       <w:rFonts w:eastAsiaTheme="majorEastAsia" w:cstheme="majorBidi"/>
       <w:color w:val="595959" w:themeColor="text1" w:themeTint="A6"/>
@@ -3310,7 +3243,7 @@
     <w:link w:val="QuoteChar"/>
     <w:uiPriority w:val="29"/>
     <w:qFormat/>
-    <w:rsid w:val="008F1FAA"/>
+    <w:rsid w:val="0022609A"/>
     <w:pPr>
       <w:spacing w:before="160"/>
       <w:jc w:val="center"/>
@@ -3326,7 +3259,7 @@
     <w:basedOn w:val="DefaultParagraphFont"/>
     <w:link w:val="Quote"/>
     <w:uiPriority w:val="29"/>
-    <w:rsid w:val="008F1FAA"/>
+    <w:rsid w:val="0022609A"/>
     <w:rPr>
       <w:i/>
       <w:iCs/>
@@ -3338,7 +3271,7 @@
     <w:basedOn w:val="Normal"/>
     <w:uiPriority w:val="34"/>
     <w:qFormat/>
-    <w:rsid w:val="008F1FAA"/>
+    <w:rsid w:val="0022609A"/>
     <w:pPr>
       <w:ind w:left="720"/>
       <w:contextualSpacing/>
@@ -3349,7 +3282,7 @@
     <w:basedOn w:val="DefaultParagraphFont"/>
     <w:uiPriority w:val="21"/>
     <w:qFormat/>
-    <w:rsid w:val="008F1FAA"/>
+    <w:rsid w:val="0022609A"/>
     <w:rPr>
       <w:i/>
       <w:iCs/>
@@ -3363,7 +3296,7 @@
     <w:link w:val="IntenseQuoteChar"/>
     <w:uiPriority w:val="30"/>
     <w:qFormat/>
-    <w:rsid w:val="008F1FAA"/>
+    <w:rsid w:val="0022609A"/>
     <w:pPr>
       <w:pBdr>
         <w:top w:val="single" w:sz="4" w:space="10" w:color="2F5496" w:themeColor="accent1" w:themeShade="BF"/>
@@ -3384,7 +3317,7 @@
     <w:basedOn w:val="DefaultParagraphFont"/>
     <w:link w:val="IntenseQuote"/>
     <w:uiPriority w:val="30"/>
-    <w:rsid w:val="008F1FAA"/>
+    <w:rsid w:val="0022609A"/>
     <w:rPr>
       <w:i/>
       <w:iCs/>
@@ -3396,7 +3329,7 @@
     <w:basedOn w:val="DefaultParagraphFont"/>
     <w:uiPriority w:val="32"/>
     <w:qFormat/>
-    <w:rsid w:val="008F1FAA"/>
+    <w:rsid w:val="0022609A"/>
     <w:rPr>
       <w:b/>
       <w:bCs/>
